--- a/datos/Proyecto.docx
+++ b/datos/Proyecto.docx
@@ -163,6 +163,7 @@
     <w:p>
       <w:pPr>
         <w:spacing w:after="0"/>
+        <w:jc w:val="both"/>
       </w:pPr>
       <w:r>
         <w:t xml:space="preserve">El </w:t>
@@ -382,6 +383,7 @@
     <w:p>
       <w:pPr>
         <w:spacing w:after="0"/>
+        <w:jc w:val="both"/>
       </w:pPr>
       <w:r>
         <w:t xml:space="preserve">- </w:t>
@@ -446,6 +448,7 @@
     <w:p>
       <w:pPr>
         <w:spacing w:after="0"/>
+        <w:jc w:val="both"/>
       </w:pPr>
       <w:r>
         <w:t xml:space="preserve">- </w:t>
@@ -542,6 +545,7 @@
     <w:p>
       <w:pPr>
         <w:spacing w:after="0"/>
+        <w:jc w:val="both"/>
       </w:pPr>
       <w:r>
         <w:t xml:space="preserve">- </w:t>
@@ -606,6 +610,7 @@
     <w:p>
       <w:pPr>
         <w:spacing w:after="0"/>
+        <w:jc w:val="both"/>
       </w:pPr>
       <w:r>
         <w:t xml:space="preserve">- </w:t>
@@ -688,6 +693,7 @@
     <w:p>
       <w:pPr>
         <w:spacing w:after="0"/>
+        <w:jc w:val="both"/>
       </w:pPr>
       <w:r>
         <w:t xml:space="preserve">La </w:t>
@@ -752,6 +758,7 @@
     <w:p>
       <w:pPr>
         <w:spacing w:after="0"/>
+        <w:jc w:val="both"/>
       </w:pPr>
       <w:r>
         <w:t xml:space="preserve">- Frontend: </w:t>
@@ -808,6 +815,7 @@
     <w:p>
       <w:pPr>
         <w:spacing w:after="0"/>
+        <w:jc w:val="both"/>
       </w:pPr>
       <w:r>
         <w:t xml:space="preserve">- Backend: </w:t>
@@ -872,6 +880,7 @@
     <w:p>
       <w:pPr>
         <w:spacing w:after="0"/>
+        <w:jc w:val="both"/>
       </w:pPr>
       <w:r>
         <w:t xml:space="preserve">- API REST: </w:t>
@@ -912,6 +921,7 @@
     <w:p>
       <w:pPr>
         <w:spacing w:after="0"/>
+        <w:jc w:val="both"/>
       </w:pPr>
       <w:r>
         <w:t xml:space="preserve">- Base de </w:t>
@@ -989,9 +999,6 @@
     <w:p>
       <w:pPr>
         <w:spacing w:after="0"/>
-        <w:rPr>
-          <w:rFonts w:hint="eastAsia"/>
-        </w:rPr>
       </w:pPr>
       <w:r>
         <w:rPr>
@@ -1009,9 +1016,6 @@
     <w:p>
       <w:pPr>
         <w:spacing w:after="0"/>
-        <w:rPr>
-          <w:rFonts w:hint="eastAsia"/>
-        </w:rPr>
       </w:pPr>
       <w:r>
         <w:rPr>
@@ -1053,7 +1057,7 @@
       </w:r>
       <w:r>
         <w:tab/>
-        <w:t xml:space="preserve">           </w:t>
+        <w:t xml:space="preserve">          </w:t>
       </w:r>
       <w:r>
         <w:rPr>
@@ -1065,9 +1069,6 @@
     <w:p>
       <w:pPr>
         <w:spacing w:after="0"/>
-        <w:rPr>
-          <w:rFonts w:hint="eastAsia"/>
-        </w:rPr>
       </w:pPr>
       <w:r>
         <w:rPr>
@@ -1085,9 +1086,6 @@
     <w:p>
       <w:pPr>
         <w:spacing w:after="0"/>
-        <w:rPr>
-          <w:rFonts w:hint="eastAsia"/>
-        </w:rPr>
       </w:pPr>
       <w:r>
         <w:rPr>
@@ -1112,9 +1110,6 @@
     <w:p>
       <w:pPr>
         <w:spacing w:after="0"/>
-        <w:rPr>
-          <w:rFonts w:hint="eastAsia"/>
-        </w:rPr>
       </w:pPr>
       <w:r>
         <w:rPr>
@@ -1143,9 +1138,6 @@
     <w:p>
       <w:pPr>
         <w:spacing w:after="0"/>
-        <w:rPr>
-          <w:rFonts w:hint="eastAsia"/>
-        </w:rPr>
       </w:pPr>
       <w:r>
         <w:rPr>
@@ -1163,9 +1155,6 @@
     <w:p>
       <w:pPr>
         <w:spacing w:after="0"/>
-        <w:rPr>
-          <w:rFonts w:hint="eastAsia"/>
-        </w:rPr>
       </w:pPr>
       <w:r>
         <w:rPr>
@@ -1212,7 +1201,7 @@
       </w:r>
       <w:r>
         <w:tab/>
-        <w:t xml:space="preserve">      </w:t>
+        <w:t xml:space="preserve">    </w:t>
       </w:r>
       <w:r>
         <w:rPr>
@@ -1224,9 +1213,6 @@
     <w:p>
       <w:pPr>
         <w:spacing w:after="0"/>
-        <w:rPr>
-          <w:rFonts w:hint="eastAsia"/>
-        </w:rPr>
       </w:pPr>
       <w:r>
         <w:rPr>
@@ -1266,7 +1252,7 @@
       </w:r>
       <w:r>
         <w:tab/>
-        <w:t xml:space="preserve">      </w:t>
+        <w:t xml:space="preserve">    </w:t>
       </w:r>
       <w:r>
         <w:rPr>
@@ -1278,9 +1264,6 @@
     <w:p>
       <w:pPr>
         <w:spacing w:after="0"/>
-        <w:rPr>
-          <w:rFonts w:hint="eastAsia"/>
-        </w:rPr>
       </w:pPr>
       <w:r>
         <w:rPr>
@@ -1298,9 +1281,6 @@
     <w:p>
       <w:pPr>
         <w:spacing w:after="0"/>
-        <w:rPr>
-          <w:rFonts w:hint="eastAsia"/>
-        </w:rPr>
       </w:pPr>
       <w:r>
         <w:rPr>
@@ -1337,9 +1317,6 @@
     <w:p>
       <w:pPr>
         <w:spacing w:after="0"/>
-        <w:rPr>
-          <w:rFonts w:hint="eastAsia"/>
-        </w:rPr>
       </w:pPr>
       <w:r>
         <w:rPr>
@@ -1370,9 +1347,6 @@
     <w:p>
       <w:pPr>
         <w:spacing w:after="0"/>
-        <w:rPr>
-          <w:rFonts w:hint="eastAsia"/>
-        </w:rPr>
       </w:pPr>
       <w:r>
         <w:rPr>
@@ -1390,9 +1364,6 @@
     <w:p>
       <w:pPr>
         <w:spacing w:after="0"/>
-        <w:rPr>
-          <w:rFonts w:hint="eastAsia"/>
-        </w:rPr>
       </w:pPr>
       <w:r>
         <w:rPr>
@@ -1423,7 +1394,7 @@
       </w:r>
       <w:r>
         <w:tab/>
-        <w:t xml:space="preserve">             </w:t>
+        <w:t xml:space="preserve">           </w:t>
       </w:r>
       <w:r>
         <w:rPr>
@@ -1435,9 +1406,6 @@
     <w:p>
       <w:pPr>
         <w:spacing w:after="0"/>
-        <w:rPr>
-          <w:rFonts w:hint="eastAsia"/>
-        </w:rPr>
       </w:pPr>
       <w:r>
         <w:rPr>
@@ -1465,7 +1433,7 @@
       </w:r>
       <w:r>
         <w:tab/>
-        <w:t xml:space="preserve">             </w:t>
+        <w:t xml:space="preserve">           </w:t>
       </w:r>
       <w:r>
         <w:rPr>
@@ -1477,9 +1445,6 @@
     <w:p>
       <w:pPr>
         <w:spacing w:after="0"/>
-        <w:rPr>
-          <w:rFonts w:hint="eastAsia"/>
-        </w:rPr>
       </w:pPr>
       <w:r>
         <w:rPr>
@@ -1497,9 +1462,6 @@
     <w:p>
       <w:pPr>
         <w:spacing w:after="0"/>
-        <w:rPr>
-          <w:rFonts w:hint="eastAsia"/>
-        </w:rPr>
       </w:pPr>
       <w:r>
         <w:rPr>
@@ -1524,9 +1486,6 @@
     <w:p>
       <w:pPr>
         <w:spacing w:after="0"/>
-        <w:rPr>
-          <w:rFonts w:hint="eastAsia"/>
-        </w:rPr>
       </w:pPr>
       <w:r>
         <w:rPr>
@@ -1551,9 +1510,6 @@
     <w:p>
       <w:pPr>
         <w:spacing w:after="0"/>
-        <w:rPr>
-          <w:rFonts w:hint="eastAsia"/>
-        </w:rPr>
       </w:pPr>
       <w:r>
         <w:rPr>
@@ -1608,7 +1564,7 @@
       </w:r>
       <w:r>
         <w:tab/>
-        <w:t xml:space="preserve">             </w:t>
+        <w:t xml:space="preserve">           </w:t>
       </w:r>
       <w:r>
         <w:rPr>
@@ -1620,9 +1576,6 @@
     <w:p>
       <w:pPr>
         <w:spacing w:after="0"/>
-        <w:rPr>
-          <w:rFonts w:hint="eastAsia"/>
-        </w:rPr>
       </w:pPr>
       <w:r>
         <w:rPr>
@@ -1678,7 +1631,7 @@
       </w:r>
       <w:r>
         <w:tab/>
-        <w:t xml:space="preserve">             </w:t>
+        <w:t xml:space="preserve">           </w:t>
       </w:r>
       <w:r>
         <w:rPr>
@@ -1690,9 +1643,6 @@
     <w:p>
       <w:pPr>
         <w:spacing w:after="0"/>
-        <w:rPr>
-          <w:rFonts w:hint="eastAsia"/>
-        </w:rPr>
       </w:pPr>
       <w:r>
         <w:rPr>
@@ -1710,9 +1660,6 @@
     <w:p>
       <w:pPr>
         <w:spacing w:after="0"/>
-        <w:rPr>
-          <w:rFonts w:hint="eastAsia"/>
-        </w:rPr>
       </w:pPr>
       <w:r>
         <w:rPr>
@@ -1737,9 +1684,6 @@
     <w:p>
       <w:pPr>
         <w:spacing w:after="0"/>
-        <w:rPr>
-          <w:rFonts w:hint="eastAsia"/>
-        </w:rPr>
       </w:pPr>
       <w:r>
         <w:rPr>
@@ -1770,9 +1714,6 @@
     <w:p>
       <w:pPr>
         <w:spacing w:after="0"/>
-        <w:rPr>
-          <w:rFonts w:hint="eastAsia"/>
-        </w:rPr>
       </w:pPr>
       <w:r>
         <w:rPr>
@@ -1790,9 +1731,6 @@
     <w:p>
       <w:pPr>
         <w:spacing w:after="0"/>
-        <w:rPr>
-          <w:rFonts w:hint="eastAsia"/>
-        </w:rPr>
       </w:pPr>
       <w:r>
         <w:rPr>
@@ -1837,7 +1775,7 @@
       </w:r>
       <w:r>
         <w:tab/>
-        <w:t xml:space="preserve">             </w:t>
+        <w:t xml:space="preserve">           </w:t>
       </w:r>
       <w:r>
         <w:rPr>
@@ -1849,9 +1787,6 @@
     <w:p>
       <w:pPr>
         <w:spacing w:after="0"/>
-        <w:rPr>
-          <w:rFonts w:hint="eastAsia"/>
-        </w:rPr>
       </w:pPr>
       <w:r>
         <w:rPr>
@@ -1883,7 +1818,7 @@
       </w:r>
       <w:r>
         <w:tab/>
-        <w:t xml:space="preserve">             </w:t>
+        <w:t xml:space="preserve">           </w:t>
       </w:r>
       <w:r>
         <w:rPr>
@@ -2039,6 +1974,7 @@
     <w:p>
       <w:pPr>
         <w:spacing w:after="0"/>
+        <w:jc w:val="both"/>
       </w:pPr>
       <w:r>
         <w:t xml:space="preserve">El </w:t>
@@ -2185,6 +2121,7 @@
     <w:p>
       <w:pPr>
         <w:spacing w:after="0"/>
+        <w:jc w:val="both"/>
       </w:pPr>
       <w:r>
         <w:t xml:space="preserve">La </w:t>
@@ -2483,6 +2420,7 @@
     <w:p>
       <w:pPr>
         <w:spacing w:after="0"/>
+        <w:jc w:val="both"/>
       </w:pPr>
       <w:r>
         <w:t xml:space="preserve">El </w:t>
@@ -2665,8 +2603,9 @@
         </w:rPr>
         <w:t>)</w:t>
       </w:r>
+      <w:bookmarkStart w:id="0" w:name="_GoBack"/>
+      <w:bookmarkEnd w:id="0"/>
     </w:p>
-    <w:p/>
     <w:p>
       <w:r>
         <w:rPr>
@@ -2674,9 +2613,9 @@
           <w:lang w:val="es-ES" w:eastAsia="es-ES"/>
         </w:rPr>
         <w:drawing>
-          <wp:inline distT="0" distB="0" distL="0" distR="0" wp14:anchorId="74A9CAD4" wp14:editId="2D941138">
-            <wp:extent cx="5486400" cy="2721610"/>
-            <wp:effectExtent l="0" t="0" r="0" b="2540"/>
+          <wp:inline distT="0" distB="0" distL="0" distR="0" wp14:anchorId="5DEA4E01" wp14:editId="02F71138">
+            <wp:extent cx="5486400" cy="2719070"/>
+            <wp:effectExtent l="0" t="0" r="0" b="5080"/>
             <wp:docPr id="1" name="Imagen 1"/>
             <wp:cNvGraphicFramePr>
               <a:graphicFrameLocks xmlns:a="http://schemas.openxmlformats.org/drawingml/2006/main" noChangeAspect="1"/>
@@ -2697,7 +2636,7 @@
                   <pic:spPr>
                     <a:xfrm>
                       <a:off x="0" y="0"/>
-                      <a:ext cx="5486400" cy="2721610"/>
+                      <a:ext cx="5486400" cy="2719070"/>
                     </a:xfrm>
                     <a:prstGeom prst="rect">
                       <a:avLst/>
@@ -3210,15 +3149,26 @@
       </w:r>
       <w:proofErr w:type="spellEnd"/>
       <w:r>
-        <w:t xml:space="preserve"> con </w:t>
-      </w:r>
-      <w:proofErr w:type="spellStart"/>
-      <w:r>
-        <w:t>elprecio</w:t>
-      </w:r>
-      <w:proofErr w:type="spellEnd"/>
-      <w:r>
-        <w:t xml:space="preserve"> en negative o con </w:t>
+        <w:t xml:space="preserve"> con el</w:t>
+      </w:r>
+      <w:r>
+        <w:t xml:space="preserve"> </w:t>
+      </w:r>
+      <w:proofErr w:type="spellStart"/>
+      <w:r>
+        <w:t>precio</w:t>
+      </w:r>
+      <w:proofErr w:type="spellEnd"/>
+      <w:r>
+        <w:t xml:space="preserve"> en </w:t>
+      </w:r>
+      <w:proofErr w:type="spellStart"/>
+      <w:r>
+        <w:t>negativo</w:t>
+      </w:r>
+      <w:proofErr w:type="spellEnd"/>
+      <w:r>
+        <w:t xml:space="preserve"> o con </w:t>
       </w:r>
       <w:proofErr w:type="gramStart"/>
       <w:r>
@@ -3226,7 +3176,18 @@
       </w:r>
       <w:proofErr w:type="gramEnd"/>
       <w:r>
-        <w:t xml:space="preserve"> format </w:t>
+        <w:t xml:space="preserve"> </w:t>
+      </w:r>
+      <w:proofErr w:type="spellStart"/>
+      <w:r>
+        <w:t>format</w:t>
+      </w:r>
+      <w:r>
+        <w:t>o</w:t>
+      </w:r>
+      <w:proofErr w:type="spellEnd"/>
+      <w:r>
+        <w:t xml:space="preserve"> </w:t>
       </w:r>
       <w:proofErr w:type="spellStart"/>
       <w:r>
@@ -3840,8 +3801,21 @@
       <w:pPr>
         <w:spacing w:after="0"/>
       </w:pPr>
-      <w:r>
-        <w:t xml:space="preserve">Abrir la aplicación en el </w:t>
+      <w:proofErr w:type="spellStart"/>
+      <w:r>
+        <w:t>Abrir</w:t>
+      </w:r>
+      <w:proofErr w:type="spellEnd"/>
+      <w:r>
+        <w:t xml:space="preserve"> la </w:t>
+      </w:r>
+      <w:proofErr w:type="spellStart"/>
+      <w:r>
+        <w:t>aplicación</w:t>
+      </w:r>
+      <w:proofErr w:type="spellEnd"/>
+      <w:r>
+        <w:t xml:space="preserve"> en el </w:t>
       </w:r>
       <w:proofErr w:type="spellStart"/>
       <w:r>
@@ -3868,8 +3842,6 @@
       <w:r>
         <w:t xml:space="preserve"> http://localhost:4200)</w:t>
       </w:r>
-      <w:bookmarkStart w:id="0" w:name="_GoBack"/>
-      <w:bookmarkEnd w:id="0"/>
     </w:p>
     <w:p>
       <w:pPr>
@@ -16696,7 +16668,7 @@
 </file>
 
 <file path=customXml/itemProps1.xml><?xml version="1.0" encoding="utf-8"?>
-<ds:datastoreItem xmlns:ds="http://schemas.openxmlformats.org/officeDocument/2006/customXml" ds:itemID="{653798B3-EBE9-4852-9D36-8AC6F108F3D8}">
+<ds:datastoreItem xmlns:ds="http://schemas.openxmlformats.org/officeDocument/2006/customXml" ds:itemID="{7C472E89-2767-4B82-86D5-C82889E638B1}">
   <ds:schemaRefs>
     <ds:schemaRef ds:uri="http://schemas.openxmlformats.org/officeDocument/2006/bibliography"/>
   </ds:schemaRefs>
